--- a/Documentation.docx
+++ b/Documentation.docx
@@ -1,16 +1,55 @@
 
 <file path=word/document.xml><?xml version="1.0" encoding="utf-8"?>
-<w:document xmlns:wpc="http://schemas.microsoft.com/office/word/2010/wordprocessingCanvas" xmlns:cx="http://schemas.microsoft.com/office/drawing/2014/chartex" xmlns:cx1="http://schemas.microsoft.com/office/drawing/2015/9/8/chartex" xmlns:cx2="http://schemas.microsoft.com/office/drawing/2015/10/21/chartex" xmlns:cx3="http://schemas.microsoft.com/office/drawing/2016/5/9/chartex" xmlns:cx4="http://schemas.microsoft.com/office/drawing/2016/5/10/chartex" xmlns:cx5="http://schemas.microsoft.com/office/drawing/2016/5/11/chartex" xmlns:cx6="http://schemas.microsoft.com/office/drawing/2016/5/12/chartex" xmlns:cx7="http://schemas.microsoft.com/office/drawing/2016/5/13/chartex" xmlns:cx8="http://schemas.microsoft.com/office/drawing/2016/5/14/chartex" xmlns:mc="http://schemas.openxmlformats.org/markup-compatibility/2006" xmlns:aink="http://schemas.microsoft.com/office/drawing/2016/ink" xmlns:am3d="http://schemas.microsoft.com/office/drawing/2017/model3d" xmlns:o="urn:schemas-microsoft-com:office:office" xmlns:oel="http://schemas.microsoft.com/office/2019/extlst" xmlns:r="http://schemas.openxmlformats.org/officeDocument/2006/relationships" xmlns:m="http://schemas.openxmlformats.org/officeDocument/2006/math" xmlns:v="urn:schemas-microsoft-com:vml" xmlns:wp14="http://schemas.microsoft.com/office/word/2010/wordprocessingDrawing" xmlns:wp="http://schemas.openxmlformats.org/drawingml/2006/wordprocessingDrawing" xmlns:w10="urn:schemas-microsoft-com:office:word" xmlns:w="http://schemas.openxmlformats.org/wordprocessingml/2006/main" xmlns:w14="http://schemas.microsoft.com/office/word/2010/wordml" xmlns:w15="http://schemas.microsoft.com/office/word/2012/wordml" xmlns:w16cei="http://schemas.microsoft.com/office/word/2026/wordml/cei" xmlns:w16cex="http://schemas.microsoft.com/office/word/2018/wordml/cex" xmlns:w16cid="http://schemas.microsoft.com/office/word/2016/wordml/cid" xmlns:w16="http://schemas.microsoft.com/office/word/2018/wordml" xmlns:w16du="http://schemas.microsoft.com/office/word/2023/wordml/word16du" xmlns:w16sdtdh="http://schemas.microsoft.com/office/word/2020/wordml/sdtdatahash" xmlns:w16sdtfl="http://schemas.microsoft.com/office/word/2024/wordml/sdtformatlock" xmlns:w16se="http://schemas.microsoft.com/office/word/2015/wordml/symex" xmlns:wpg="http://schemas.microsoft.com/office/word/2010/wordprocessingGroup" xmlns:wpi="http://schemas.microsoft.com/office/word/2010/wordprocessingInk" xmlns:wne="http://schemas.microsoft.com/office/word/2006/wordml" xmlns:wps="http://schemas.microsoft.com/office/word/2010/wordprocessingShape" mc:Ignorable="w14 w15 w16se w16cid w16 w16cex w16sdtdh w16sdtfl w16du wp14">
+<w:document xmlns:wpc="http://schemas.microsoft.com/office/word/2010/wordprocessingCanvas" xmlns:cx="http://schemas.microsoft.com/office/drawing/2014/chartex" xmlns:cx1="http://schemas.microsoft.com/office/drawing/2015/9/8/chartex" xmlns:cx2="http://schemas.microsoft.com/office/drawing/2015/10/21/chartex" xmlns:cx3="http://schemas.microsoft.com/office/drawing/2016/5/9/chartex" xmlns:cx4="http://schemas.microsoft.com/office/drawing/2016/5/10/chartex" xmlns:cx5="http://schemas.microsoft.com/office/drawing/2016/5/11/chartex" xmlns:cx6="http://schemas.microsoft.com/office/drawing/2016/5/12/chartex" xmlns:cx7="http://schemas.microsoft.com/office/drawing/2016/5/13/chartex" xmlns:cx8="http://schemas.microsoft.com/office/drawing/2016/5/14/chartex" xmlns:mc="http://schemas.openxmlformats.org/markup-compatibility/2006" xmlns:aink="http://schemas.microsoft.com/office/drawing/2016/ink" xmlns:am3d="http://schemas.microsoft.com/office/drawing/2017/model3d" xmlns:o="urn:schemas-microsoft-com:office:office" xmlns:oel="http://schemas.microsoft.com/office/2019/extlst" xmlns:r="http://schemas.openxmlformats.org/officeDocument/2006/relationships" xmlns:m="http://schemas.openxmlformats.org/officeDocument/2006/math" xmlns:v="urn:schemas-microsoft-com:vml" xmlns:wp14="http://schemas.microsoft.com/office/word/2010/wordprocessingDrawing" xmlns:wp="http://schemas.openxmlformats.org/drawingml/2006/wordprocessingDrawing" xmlns:w10="urn:schemas-microsoft-com:office:word" xmlns:w="http://schemas.openxmlformats.org/wordprocessingml/2006/main" xmlns:w14="http://schemas.microsoft.com/office/word/2010/wordml" xmlns:w15="http://schemas.microsoft.com/office/word/2012/wordml" xmlns:w16cex="http://schemas.microsoft.com/office/word/2018/wordml/cex" xmlns:w16cid="http://schemas.microsoft.com/office/word/2016/wordml/cid" xmlns:w16="http://schemas.microsoft.com/office/word/2018/wordml" xmlns:w16du="http://schemas.microsoft.com/office/word/2023/wordml/word16du" xmlns:w16sdtdh="http://schemas.microsoft.com/office/word/2020/wordml/sdtdatahash" xmlns:w16sdtfl="http://schemas.microsoft.com/office/word/2024/wordml/sdtformatlock" xmlns:w16se="http://schemas.microsoft.com/office/word/2015/wordml/symex" xmlns:wpg="http://schemas.microsoft.com/office/word/2010/wordprocessingGroup" xmlns:wpi="http://schemas.microsoft.com/office/word/2010/wordprocessingInk" xmlns:wne="http://schemas.microsoft.com/office/word/2006/wordml" xmlns:wps="http://schemas.microsoft.com/office/word/2010/wordprocessingShape" mc:Ignorable="w14 w15 w16se w16cid w16 w16cex w16sdtdh w16sdtfl w16du wp14">
   <w:body>
     <w:p>
-      <w:r>
-        <w:t>Here it is — select everything below and paste directly into Word or Google Docs:</w:t>
-      </w:r>
-    </w:p>
-    <w:p>
-      <w:r>
-        <w:pict w14:anchorId="49EB7810">
-          <v:rect id="_x0000_i1623" style="width:0;height:1.5pt" o:hralign="center" o:hrstd="t" o:hr="t" fillcolor="#a0a0a0" stroked="f"/>
+      <w:pPr>
+        <w:rPr>
+          <w:b/>
+          <w:bCs/>
+        </w:rPr>
+      </w:pPr>
+      <w:proofErr w:type="spellStart"/>
+      <w:r>
+        <w:rPr>
+          <w:b/>
+          <w:bCs/>
+        </w:rPr>
+        <w:t>NyayaSahayak</w:t>
+      </w:r>
+      <w:proofErr w:type="spellEnd"/>
+      <w:r>
+        <w:rPr>
+          <w:b/>
+          <w:bCs/>
+        </w:rPr>
+        <w:t xml:space="preserve"> — Privacy-Preserving Legal AI Assistant for India</w:t>
+      </w:r>
+    </w:p>
+    <w:p>
+      <w:r>
+        <w:rPr>
+          <w:b/>
+          <w:bCs/>
+        </w:rPr>
+        <w:t>A fully offline, encrypted AI assistant that researches Indian Supreme Court precedent for your legal situation — and describes what it finds, without pretending to be your lawyer.</w:t>
+      </w:r>
+    </w:p>
+    <w:p>
+      <w:r>
+        <w:rPr>
+          <w:rFonts w:ascii="Segoe UI Emoji" w:hAnsi="Segoe UI Emoji" w:cs="Segoe UI Emoji"/>
+        </w:rPr>
+        <w:t>⚠️</w:t>
+      </w:r>
+      <w:r>
+        <w:t xml:space="preserve"> This tool researches historical case law and describes patterns in similar precedent. It does not provide legal advice and cannot predict your specific outcome. Consult a qualified lawyer for your situation.</w:t>
+      </w:r>
+    </w:p>
+    <w:p>
+      <w:r>
+        <w:pict w14:anchorId="6969D1F4">
+          <v:rect id="_x0000_i1026" style="width:0;height:1.5pt" o:hralign="center" o:hrstd="t" o:hr="t" fillcolor="#a0a0a0" stroked="f"/>
         </w:pict>
       </w:r>
     </w:p>
@@ -21,47 +60,36 @@
           <w:bCs/>
         </w:rPr>
       </w:pPr>
+      <w:r>
+        <w:rPr>
+          <w:b/>
+          <w:bCs/>
+        </w:rPr>
+        <w:t>What it does</w:t>
+      </w:r>
+    </w:p>
+    <w:p>
+      <w:r>
+        <w:t xml:space="preserve">You describe your legal situation in plain language (English or Hinglish). </w:t>
+      </w:r>
       <w:proofErr w:type="spellStart"/>
       <w:r>
-        <w:rPr>
-          <w:b/>
-          <w:bCs/>
-        </w:rPr>
         <w:t>NyayaSahayak</w:t>
       </w:r>
       <w:proofErr w:type="spellEnd"/>
       <w:r>
-        <w:rPr>
-          <w:b/>
-          <w:bCs/>
-        </w:rPr>
-        <w:t xml:space="preserve"> — Privacy-Preserving Legal AI Assistant for India</w:t>
-      </w:r>
-    </w:p>
-    <w:p>
-      <w:r>
-        <w:rPr>
-          <w:b/>
-          <w:bCs/>
-        </w:rPr>
-        <w:t>A fully offline, encrypted AI assistant that researches Indian Supreme Court precedent for your legal situation — and describes what it finds, without pretending to be your lawyer.</w:t>
-      </w:r>
-    </w:p>
-    <w:p>
-      <w:r>
-        <w:rPr>
-          <w:rFonts w:ascii="Segoe UI Emoji" w:hAnsi="Segoe UI Emoji" w:cs="Segoe UI Emoji"/>
-        </w:rPr>
-        <w:t>⚠️</w:t>
-      </w:r>
-      <w:r>
-        <w:t xml:space="preserve"> This tool researches historical case law and describes patterns in similar precedent. It does not provide legal advice and cannot predict your specific outcome. Consult a qualified lawyer for your situation.</w:t>
-      </w:r>
-    </w:p>
-    <w:p>
-      <w:r>
-        <w:pict w14:anchorId="6969D1F4">
-          <v:rect id="_x0000_i1624" style="width:0;height:1.5pt" o:hralign="center" o:hrstd="t" o:hr="t" fillcolor="#a0a0a0" stroked="f"/>
+        <w:t xml:space="preserve"> searches a local corpus of ~10,000 Indian Supreme Court judgments (2000–2025), retrieves the most relevant ones, and describes the pattern it finds — for example, "in similar cases, courts ruled in favour of the plaintiff in 4 of 5 instances, generally reasoning that...". It links each citation back to the full judgment on Indian Kanoon so you can read it yourself.</w:t>
+      </w:r>
+    </w:p>
+    <w:p>
+      <w:r>
+        <w:t>Everything runs locally on your machine. Nothing is sent to any external API — not your case description, not the judgments, not anything. This is a structural guarantee (there is no server that could receive data), not a policy promise.</w:t>
+      </w:r>
+    </w:p>
+    <w:p>
+      <w:r>
+        <w:pict w14:anchorId="1BA87D2C">
+          <v:rect id="_x0000_i1027" style="width:0;height:1.5pt" o:hralign="center" o:hrstd="t" o:hr="t" fillcolor="#a0a0a0" stroked="f"/>
         </w:pict>
       </w:r>
     </w:p>
@@ -77,12 +105,12 @@
           <w:b/>
           <w:bCs/>
         </w:rPr>
-        <w:t>What it does</w:t>
-      </w:r>
-    </w:p>
-    <w:p>
-      <w:r>
-        <w:t xml:space="preserve">You describe your legal situation in plain language (English or Hinglish). </w:t>
+        <w:t>Why local-only matters</w:t>
+      </w:r>
+    </w:p>
+    <w:p>
+      <w:r>
+        <w:t xml:space="preserve">Most Indian law firms won't use existing cloud AI tools for a straightforward reason: uploading sensitive legal documents to a third-party server is a non-starter. </w:t>
       </w:r>
       <w:proofErr w:type="spellStart"/>
       <w:r>
@@ -90,61 +118,21 @@
       </w:r>
       <w:proofErr w:type="spellEnd"/>
       <w:r>
-        <w:t xml:space="preserve"> searches a local corpus of ~10,000 Indian Supreme Court judgments (2000–2025), retrieves the most relevant ones, and describes the pattern it finds — for example, "in similar cases, courts ruled in favour of the plaintiff in 4 of 5 instances, generally reasoning that...". It links each citation back to the full judgment on Indian Kanoon so you can read it yourself.</w:t>
-      </w:r>
-    </w:p>
-    <w:p>
-      <w:r>
-        <w:t>Everything runs locally on your machine. Nothing is sent to any external API — not your case description, not the judgments, not anything. This is a structural guarantee (there is no server that could receive data), not a policy promise.</w:t>
-      </w:r>
-    </w:p>
-    <w:p>
-      <w:r>
-        <w:pict w14:anchorId="1BA87D2C">
-          <v:rect id="_x0000_i1625" style="width:0;height:1.5pt" o:hralign="center" o:hrstd="t" o:hr="t" fillcolor="#a0a0a0" stroked="f"/>
-        </w:pict>
-      </w:r>
-    </w:p>
-    <w:p>
-      <w:pPr>
-        <w:rPr>
-          <w:b/>
-          <w:bCs/>
-        </w:rPr>
-      </w:pPr>
-      <w:r>
-        <w:rPr>
-          <w:b/>
-          <w:bCs/>
-        </w:rPr>
-        <w:t>Why local-only matters</w:t>
-      </w:r>
-    </w:p>
-    <w:p>
-      <w:r>
-        <w:t xml:space="preserve">Most Indian law firms won't use existing cloud AI tools for a straightforward reason: uploading sensitive legal documents to a third-party server is a non-starter. </w:t>
+        <w:t xml:space="preserve"> addresses this directly. The </w:t>
       </w:r>
       <w:proofErr w:type="spellStart"/>
       <w:r>
-        <w:t>NyayaSahayak</w:t>
+        <w:t>tradeoff</w:t>
       </w:r>
       <w:proofErr w:type="spellEnd"/>
       <w:r>
-        <w:t xml:space="preserve"> addresses this directly. The </w:t>
-      </w:r>
-      <w:proofErr w:type="spellStart"/>
-      <w:r>
-        <w:t>tradeoff</w:t>
-      </w:r>
-      <w:proofErr w:type="spellEnd"/>
-      <w:r>
         <w:t xml:space="preserve"> is a heavier setup (you download the model weights, the dataset, and a few tools yourself) and hardware-dependent performance. Both are real and documented honestly in the setup guide.</w:t>
       </w:r>
     </w:p>
     <w:p>
       <w:r>
         <w:pict w14:anchorId="29D6BA4E">
-          <v:rect id="_x0000_i1626" style="width:0;height:1.5pt" o:hralign="center" o:hrstd="t" o:hr="t" fillcolor="#a0a0a0" stroked="f"/>
+          <v:rect id="_x0000_i1028" style="width:0;height:1.5pt" o:hralign="center" o:hrstd="t" o:hr="t" fillcolor="#a0a0a0" stroked="f"/>
         </w:pict>
       </w:r>
     </w:p>
@@ -281,7 +269,6 @@
           <w:b/>
           <w:bCs/>
         </w:rPr>
-        <w:lastRenderedPageBreak/>
         <w:t>Indian Kanoon source links</w:t>
       </w:r>
       <w:r>
@@ -300,6 +287,7 @@
           <w:b/>
           <w:bCs/>
         </w:rPr>
+        <w:lastRenderedPageBreak/>
         <w:t>OCR document upload</w:t>
       </w:r>
       <w:r>
@@ -353,7 +341,7 @@
     <w:p>
       <w:r>
         <w:pict w14:anchorId="2DB61A74">
-          <v:rect id="_x0000_i1627" style="width:0;height:1.5pt" o:hralign="center" o:hrstd="t" o:hr="t" fillcolor="#a0a0a0" stroked="f"/>
+          <v:rect id="_x0000_i1029" style="width:0;height:1.5pt" o:hralign="center" o:hrstd="t" o:hr="t" fillcolor="#a0a0a0" stroked="f"/>
         </w:pict>
       </w:r>
     </w:p>
@@ -374,6 +362,9 @@
     </w:p>
     <w:p>
       <w:r>
+        <w:rPr>
+          <w:noProof/>
+        </w:rPr>
         <w:drawing>
           <wp:inline distT="0" distB="0" distL="0" distR="0" wp14:anchorId="597548A9" wp14:editId="1FB0B0AE">
             <wp:extent cx="5731510" cy="2436495"/>
@@ -721,7 +712,7 @@
     <w:p>
       <w:r>
         <w:pict w14:anchorId="3E219EFF">
-          <v:rect id="_x0000_i1628" style="width:0;height:1.5pt" o:hralign="center" o:hrstd="t" o:hr="t" fillcolor="#a0a0a0" stroked="f"/>
+          <v:rect id="_x0000_i1030" style="width:0;height:1.5pt" o:hralign="center" o:hrstd="t" o:hr="t" fillcolor="#a0a0a0" stroked="f"/>
         </w:pict>
       </w:r>
     </w:p>
@@ -737,7 +728,6 @@
           <w:b/>
           <w:bCs/>
         </w:rPr>
-        <w:lastRenderedPageBreak/>
         <w:t>Hardware requirements</w:t>
       </w:r>
     </w:p>
@@ -781,6 +771,7 @@
                 <w:b/>
                 <w:bCs/>
               </w:rPr>
+              <w:lastRenderedPageBreak/>
               <w:t>Component</w:t>
             </w:r>
           </w:p>
@@ -1061,7 +1052,7 @@
     <w:p>
       <w:r>
         <w:pict w14:anchorId="2ADD61B9">
-          <v:rect id="_x0000_i1629" style="width:0;height:1.5pt" o:hralign="center" o:hrstd="t" o:hr="t" fillcolor="#a0a0a0" stroked="f"/>
+          <v:rect id="_x0000_i1031" style="width:0;height:1.5pt" o:hralign="center" o:hrstd="t" o:hr="t" fillcolor="#a0a0a0" stroked="f"/>
         </w:pict>
       </w:r>
     </w:p>
@@ -1382,7 +1373,7 @@
     <w:p>
       <w:r>
         <w:pict w14:anchorId="09FABBD2">
-          <v:rect id="_x0000_i1630" style="width:0;height:1.5pt" o:hralign="center" o:hrstd="t" o:hr="t" fillcolor="#a0a0a0" stroked="f"/>
+          <v:rect id="_x0000_i1032" style="width:0;height:1.5pt" o:hralign="center" o:hrstd="t" o:hr="t" fillcolor="#a0a0a0" stroked="f"/>
         </w:pict>
       </w:r>
     </w:p>
@@ -1532,9 +1523,31 @@
     </w:p>
     <w:p>
       <w:r>
+        <w:t xml:space="preserve">│   </w:t>
+      </w:r>
+      <w:r>
+        <w:rPr>
+          <w:rFonts w:ascii="MS Gothic" w:eastAsia="MS Gothic" w:hAnsi="MS Gothic" w:cs="MS Gothic" w:hint="eastAsia"/>
+        </w:rPr>
+        <w:t>├</w:t>
+      </w:r>
+      <w:r>
+        <w:rPr>
+          <w:rFonts w:ascii="Calibri" w:hAnsi="Calibri" w:cs="Calibri"/>
+        </w:rPr>
+        <w:t>──</w:t>
+      </w:r>
+      <w:r>
+        <w:t xml:space="preserve"> model_loader.py         # LLM, prompting, citation verification</w:t>
+      </w:r>
+    </w:p>
+    <w:p>
+      <w:r>
         <w:lastRenderedPageBreak/>
-        <w:t xml:space="preserve">│   </w:t>
-      </w:r>
+        <w:t>│   └── ocr.py                  # Document photo → text</w:t>
+      </w:r>
+    </w:p>
+    <w:p>
       <w:r>
         <w:rPr>
           <w:rFonts w:ascii="MS Gothic" w:eastAsia="MS Gothic" w:hAnsi="MS Gothic" w:cs="MS Gothic" w:hint="eastAsia"/>
@@ -1548,12 +1561,12 @@
         <w:t>──</w:t>
       </w:r>
       <w:r>
-        <w:t xml:space="preserve"> model_loader.py         # LLM, prompting, citation verification</w:t>
-      </w:r>
-    </w:p>
-    <w:p>
-      <w:r>
-        <w:t>│   └── ocr.py                  # Document photo → text</w:t>
+        <w:t xml:space="preserve"> scripts/</w:t>
+      </w:r>
+    </w:p>
+    <w:p>
+      <w:r>
+        <w:t>│   └── clean_dataset.py        # PDF corpus → cleaned parquet</w:t>
       </w:r>
     </w:p>
     <w:p>
@@ -1570,12 +1583,15 @@
         <w:t>──</w:t>
       </w:r>
       <w:r>
-        <w:t xml:space="preserve"> scripts/</w:t>
-      </w:r>
-    </w:p>
-    <w:p>
-      <w:r>
-        <w:t>│   └── clean_dataset.py        # PDF corpus → cleaned parquet</w:t>
+        <w:t xml:space="preserve"> models/                     # (</w:t>
+      </w:r>
+      <w:proofErr w:type="spellStart"/>
+      <w:r>
+        <w:t>gitignored</w:t>
+      </w:r>
+      <w:proofErr w:type="spellEnd"/>
+      <w:r>
+        <w:t>) GGUF model files</w:t>
       </w:r>
     </w:p>
     <w:p>
@@ -1592,7 +1608,7 @@
         <w:t>──</w:t>
       </w:r>
       <w:r>
-        <w:t xml:space="preserve"> models/                     # (</w:t>
+        <w:t xml:space="preserve"> vault/                      # (</w:t>
       </w:r>
       <w:proofErr w:type="spellStart"/>
       <w:r>
@@ -1600,7 +1616,7 @@
       </w:r>
       <w:proofErr w:type="spellEnd"/>
       <w:r>
-        <w:t>) GGUF model files</w:t>
+        <w:t>) encrypted vector store</w:t>
       </w:r>
     </w:p>
     <w:p>
@@ -1617,7 +1633,7 @@
         <w:t>──</w:t>
       </w:r>
       <w:r>
-        <w:t xml:space="preserve"> vault/                      # (</w:t>
+        <w:t xml:space="preserve"> data/                       # (</w:t>
       </w:r>
       <w:proofErr w:type="spellStart"/>
       <w:r>
@@ -1625,7 +1641,7 @@
       </w:r>
       <w:proofErr w:type="spellEnd"/>
       <w:r>
-        <w:t>) encrypted vector store</w:t>
+        <w:t>) raw + processed judgments</w:t>
       </w:r>
     </w:p>
     <w:p>
@@ -1642,156 +1658,131 @@
         <w:t>──</w:t>
       </w:r>
       <w:r>
-        <w:t xml:space="preserve"> data/                       # (</w:t>
+        <w:t xml:space="preserve"> requirements.txt</w:t>
+      </w:r>
+    </w:p>
+    <w:p>
+      <w:r>
+        <w:rPr>
+          <w:rFonts w:ascii="MS Gothic" w:eastAsia="MS Gothic" w:hAnsi="MS Gothic" w:cs="MS Gothic" w:hint="eastAsia"/>
+        </w:rPr>
+        <w:t>├</w:t>
+      </w:r>
+      <w:r>
+        <w:rPr>
+          <w:rFonts w:ascii="Calibri" w:hAnsi="Calibri" w:cs="Calibri"/>
+        </w:rPr>
+        <w:t>──</w:t>
+      </w:r>
+      <w:r>
+        <w:t xml:space="preserve"> SETUP.md                    # Step-by-step setup guide</w:t>
+      </w:r>
+    </w:p>
+    <w:p>
+      <w:r>
+        <w:t>└── README.md                   # This file</w:t>
+      </w:r>
+    </w:p>
+    <w:p>
+      <w:r>
+        <w:pict w14:anchorId="730410F2">
+          <v:rect id="_x0000_i1033" style="width:0;height:1.5pt" o:hralign="center" o:hrstd="t" o:hr="t" fillcolor="#a0a0a0" stroked="f"/>
+        </w:pict>
+      </w:r>
+    </w:p>
+    <w:p>
+      <w:pPr>
+        <w:rPr>
+          <w:b/>
+          <w:bCs/>
+        </w:rPr>
+      </w:pPr>
+      <w:r>
+        <w:rPr>
+          <w:b/>
+          <w:bCs/>
+        </w:rPr>
+        <w:t>Quick start (after full setup per SETUP.md)</w:t>
+      </w:r>
+    </w:p>
+    <w:p>
+      <w:r>
+        <w:t>python check_setup.py</w:t>
+      </w:r>
+    </w:p>
+    <w:p>
+      <w:r>
+        <w:t>streamlit run app.py</w:t>
+      </w:r>
+    </w:p>
+    <w:p>
+      <w:r>
+        <w:t>Then in the browser: enter your passphrase in the sidebar → unlock the vault → start describing your situation.</w:t>
+      </w:r>
+    </w:p>
+    <w:p>
+      <w:r>
+        <w:pict w14:anchorId="7E0B13D0">
+          <v:rect id="_x0000_i1034" style="width:0;height:1.5pt" o:hralign="center" o:hrstd="t" o:hr="t" fillcolor="#a0a0a0" stroked="f"/>
+        </w:pict>
+      </w:r>
+    </w:p>
+    <w:p>
+      <w:pPr>
+        <w:rPr>
+          <w:b/>
+          <w:bCs/>
+        </w:rPr>
+      </w:pPr>
+      <w:r>
+        <w:rPr>
+          <w:b/>
+          <w:bCs/>
+        </w:rPr>
+        <w:t xml:space="preserve">Design decisions and honest </w:t>
       </w:r>
       <w:proofErr w:type="spellStart"/>
       <w:r>
-        <w:t>gitignored</w:t>
+        <w:rPr>
+          <w:b/>
+          <w:bCs/>
+        </w:rPr>
+        <w:t>tradeoffs</w:t>
       </w:r>
       <w:proofErr w:type="spellEnd"/>
-      <w:r>
-        <w:t>) raw + processed judgments</w:t>
-      </w:r>
-    </w:p>
-    <w:p>
-      <w:r>
-        <w:rPr>
-          <w:rFonts w:ascii="MS Gothic" w:eastAsia="MS Gothic" w:hAnsi="MS Gothic" w:cs="MS Gothic" w:hint="eastAsia"/>
-        </w:rPr>
-        <w:t>├</w:t>
-      </w:r>
-      <w:r>
-        <w:rPr>
-          <w:rFonts w:ascii="Calibri" w:hAnsi="Calibri" w:cs="Calibri"/>
-        </w:rPr>
-        <w:t>──</w:t>
-      </w:r>
-      <w:r>
-        <w:t xml:space="preserve"> requirements.txt</w:t>
-      </w:r>
-    </w:p>
-    <w:p>
-      <w:r>
-        <w:rPr>
-          <w:rFonts w:ascii="MS Gothic" w:eastAsia="MS Gothic" w:hAnsi="MS Gothic" w:cs="MS Gothic" w:hint="eastAsia"/>
-        </w:rPr>
-        <w:t>├</w:t>
-      </w:r>
-      <w:r>
-        <w:rPr>
-          <w:rFonts w:ascii="Calibri" w:hAnsi="Calibri" w:cs="Calibri"/>
-        </w:rPr>
-        <w:t>──</w:t>
-      </w:r>
-      <w:r>
-        <w:t xml:space="preserve"> SETUP.md                    # Step-by-step setup guide</w:t>
-      </w:r>
-    </w:p>
-    <w:p>
-      <w:r>
-        <w:t>└── README.md                   # This file</w:t>
-      </w:r>
-    </w:p>
-    <w:p>
-      <w:r>
-        <w:pict w14:anchorId="730410F2">
-          <v:rect id="_x0000_i1631" style="width:0;height:1.5pt" o:hralign="center" o:hrstd="t" o:hr="t" fillcolor="#a0a0a0" stroked="f"/>
-        </w:pict>
-      </w:r>
-    </w:p>
-    <w:p>
-      <w:pPr>
-        <w:rPr>
-          <w:b/>
-          <w:bCs/>
-        </w:rPr>
-      </w:pPr>
-      <w:r>
-        <w:rPr>
-          <w:b/>
-          <w:bCs/>
-        </w:rPr>
-        <w:t>Quick start (after full setup per SETUP.md)</w:t>
-      </w:r>
-    </w:p>
-    <w:p>
-      <w:r>
-        <w:t>python check_setup.py</w:t>
-      </w:r>
-    </w:p>
-    <w:p>
-      <w:r>
-        <w:t>streamlit run app.py</w:t>
-      </w:r>
-    </w:p>
-    <w:p>
-      <w:r>
-        <w:t>Then in the browser: enter your passphrase in the sidebar → unlock the vault → start describing your situation.</w:t>
-      </w:r>
-    </w:p>
-    <w:p>
-      <w:r>
-        <w:pict w14:anchorId="7E0B13D0">
-          <v:rect id="_x0000_i1632" style="width:0;height:1.5pt" o:hralign="center" o:hrstd="t" o:hr="t" fillcolor="#a0a0a0" stroked="f"/>
-        </w:pict>
-      </w:r>
-    </w:p>
-    <w:p>
-      <w:pPr>
-        <w:rPr>
-          <w:b/>
-          <w:bCs/>
-        </w:rPr>
-      </w:pPr>
-      <w:r>
-        <w:rPr>
-          <w:b/>
-          <w:bCs/>
-        </w:rPr>
-        <w:t xml:space="preserve">Design decisions and honest </w:t>
+    </w:p>
+    <w:p>
+      <w:r>
+        <w:rPr>
+          <w:b/>
+          <w:bCs/>
+        </w:rPr>
+        <w:t>Why retrieval fires on every message (not just when asked)</w:t>
+      </w:r>
+    </w:p>
+    <w:p>
+      <w:r>
+        <w:t>An earlier version tried a more naturalistic design: the assistant would chat conversationally, and only search the database when it judged it had understood the situation and the user explicitly agreed. The implementation worked in basic demos but broke repeatedly with real conversations — the model re-greeted on every turn, re-asked for information already given, and ignored provided case excerpts to repeat its previous message. The root cause was that a 7B-class quantized model genuinely cannot reliably hold a complex multi-rule conversational protocol (persona scope, never-prescriptive language, offer timing, anti-repetition, citation-only-from-retrieved-text) all at once alongside dense case context. Simpler and consistently correct won over more naturalistic and unreliable. See Trial and error below for the full story.</w:t>
+      </w:r>
+    </w:p>
+    <w:p>
+      <w:r>
+        <w:rPr>
+          <w:b/>
+          <w:bCs/>
+        </w:rPr>
+        <w:t>Why local-only and not "cloud with a privacy promise"</w:t>
+      </w:r>
+    </w:p>
+    <w:p>
+      <w:r>
+        <w:t xml:space="preserve">A structural guarantee (no server exists) is categorically different from a policy promise (the server exists but </w:t>
       </w:r>
       <w:proofErr w:type="spellStart"/>
       <w:r>
-        <w:rPr>
-          <w:b/>
-          <w:bCs/>
-        </w:rPr>
-        <w:t>tradeoffs</w:t>
+        <w:t>pinky</w:t>
       </w:r>
       <w:proofErr w:type="spellEnd"/>
-    </w:p>
-    <w:p>
-      <w:r>
-        <w:rPr>
-          <w:b/>
-          <w:bCs/>
-        </w:rPr>
-        <w:t>Why retrieval fires on every message (not just when asked)</w:t>
-      </w:r>
-    </w:p>
-    <w:p>
-      <w:r>
-        <w:t>An earlier version tried a more naturalistic design: the assistant would chat conversationally, and only search the database when it judged it had understood the situation and the user explicitly agreed. The implementation worked in basic demos but broke repeatedly with real conversations — the model re-greeted on every turn, re-asked for information already given, and ignored provided case excerpts to repeat its previous message. The root cause was that a 7B-class quantized model genuinely cannot reliably hold a complex multi-rule conversational protocol (persona scope, never-prescriptive language, offer timing, anti-repetition, citation-only-from-retrieved-text) all at once alongside dense case context. Simpler and consistently correct won over more naturalistic and unreliable. See Trial and error below for the full story.</w:t>
-      </w:r>
-    </w:p>
-    <w:p>
-      <w:r>
-        <w:rPr>
-          <w:b/>
-          <w:bCs/>
-        </w:rPr>
-        <w:t>Why local-only and not "cloud with a privacy promise"</w:t>
-      </w:r>
-    </w:p>
-    <w:p>
-      <w:r>
-        <w:t xml:space="preserve">A structural guarantee (no server exists) is categorically different from a policy promise (the server exists but </w:t>
-      </w:r>
-      <w:proofErr w:type="spellStart"/>
-      <w:r>
-        <w:t>pinky</w:t>
-      </w:r>
-      <w:proofErr w:type="spellEnd"/>
       <w:r>
         <w:t>-swears not to log). For the target audience — Indian law firms — only the structural guarantee matters.</w:t>
       </w:r>
@@ -1807,17 +1798,14 @@
     </w:p>
     <w:p>
       <w:r>
-        <w:t xml:space="preserve">Originally planned for week 2. Deprioritised early in favour of RAG quality, citation safety, and encryption correctness — which turned out to need significant iteration. Fine-tuning is still a </w:t>
-      </w:r>
+        <w:t>Originally planned for week 2. Deprioritised early in favour of RAG quality, citation safety, and encryption correctness — which turned out to need significant iteration. Fine-tuning is still a meaningful future direction (it could bake the never-prescriptive rule more durably into model weights than prompting alone achieves) but it's not what made this project what it is.</w:t>
+      </w:r>
+    </w:p>
+    <w:p>
       <w:r>
         <w:lastRenderedPageBreak/>
-        <w:t>meaningful future direction (it could bake the never-prescriptive rule more durably into model weights than prompting alone achieves) but it's not what made this project what it is.</w:t>
-      </w:r>
-    </w:p>
-    <w:p>
-      <w:r>
         <w:pict w14:anchorId="0A04152B">
-          <v:rect id="_x0000_i1633" style="width:0;height:1.5pt" o:hralign="center" o:hrstd="t" o:hr="t" fillcolor="#a0a0a0" stroked="f"/>
+          <v:rect id="_x0000_i1035" style="width:0;height:1.5pt" o:hralign="center" o:hrstd="t" o:hr="t" fillcolor="#a0a0a0" stroked="f"/>
         </w:pict>
       </w:r>
     </w:p>
@@ -1989,19 +1977,16 @@
         <w:t>The conversational offer/consent mechanic was tried seriously and reverted.</w:t>
       </w:r>
       <w:r>
-        <w:t xml:space="preserve"> Several weeks of development went into a design where the assistant would chat naturally, offer to research when ready, and only fire retrieval when the user agreed. The design was sound. The implementation broke in ways that compounded: the model re-greeted on every turn, repeated clarifying questions the user had already answered, ignored provided case excerpts to instead ask for more information, and sent tokens into an incoherent repetition loop when given the consent signal. Each individual failure had a plausible fix (fix the gate logic, add an anti-repetition instruction, tighten the system prompt, add a turn-specific reinforcement instruction near the excerpts). Each fix was implemented and tested. Each introduced a new failure or resurfaced an old one. The final diagnosis: a 7B-class quantized model running under a dense multi-rule system prompt does not reliably hold all the simultaneous constraints needed to make this design work — not because the model is broken, but because the design asked too much of a model at this scale. The simpler design (retrieve on every non-casual message, no permission-asking) was always reliable every time it was tested. It was </w:t>
-      </w:r>
-      <w:r>
+        <w:t xml:space="preserve"> Several weeks of development went into a design where the assistant would chat naturally, offer to research when ready, and only fire retrieval when the user agreed. The design was sound. The implementation broke in ways that compounded: the model re-greeted on every turn, repeated clarifying questions the user had already answered, ignored provided case excerpts to instead ask for more information, and sent tokens into an incoherent repetition loop when given the consent signal. Each individual failure had a plausible fix (fix the gate logic, add an anti-repetition instruction, tighten the system prompt, add a turn-specific reinforcement instruction near the excerpts). Each fix was implemented and tested. Each introduced a new failure or resurfaced an old one. The final diagnosis: a 7B-class quantized model running under a dense multi-rule system prompt does not reliably hold all the simultaneous constraints needed to make this design work — not because the model is broken, but because the design asked too much of a model at this scale. The simpler design (retrieve on every non-casual message, no permission-asking) was always reliable every time it was tested. It was restored. The conversational design is preserved in the git history and documented here as a real, serious attempt at something genuinely hard — not a minor detour.</w:t>
+      </w:r>
+    </w:p>
+    <w:p>
+      <w:r>
+        <w:rPr>
+          <w:b/>
+          <w:bCs/>
+        </w:rPr>
         <w:lastRenderedPageBreak/>
-        <w:t>restored. The conversational design is preserved in the git history and documented here as a real, serious attempt at something genuinely hard — not a minor detour.</w:t>
-      </w:r>
-    </w:p>
-    <w:p>
-      <w:r>
-        <w:rPr>
-          <w:b/>
-          <w:bCs/>
-        </w:rPr>
         <w:t>The chat-template crash.</w:t>
       </w:r>
       <w:r>
@@ -2043,7 +2028,7 @@
     <w:p>
       <w:r>
         <w:pict w14:anchorId="59ACB6CF">
-          <v:rect id="_x0000_i1634" style="width:0;height:1.5pt" o:hralign="center" o:hrstd="t" o:hr="t" fillcolor="#a0a0a0" stroked="f"/>
+          <v:rect id="_x0000_i1036" style="width:0;height:1.5pt" o:hralign="center" o:hrstd="t" o:hr="t" fillcolor="#a0a0a0" stroked="f"/>
         </w:pict>
       </w:r>
     </w:p>
@@ -2406,7 +2391,7 @@
     <w:p>
       <w:r>
         <w:pict w14:anchorId="51EE1923">
-          <v:rect id="_x0000_i1635" style="width:0;height:1.5pt" o:hralign="center" o:hrstd="t" o:hr="t" fillcolor="#a0a0a0" stroked="f"/>
+          <v:rect id="_x0000_i1037" style="width:0;height:1.5pt" o:hralign="center" o:hrstd="t" o:hr="t" fillcolor="#a0a0a0" stroked="f"/>
         </w:pict>
       </w:r>
     </w:p>
@@ -2462,7 +2447,7 @@
     <w:p>
       <w:r>
         <w:pict w14:anchorId="364729CF">
-          <v:rect id="_x0000_i1636" style="width:0;height:1.5pt" o:hralign="center" o:hrstd="t" o:hr="t" fillcolor="#a0a0a0" stroked="f"/>
+          <v:rect id="_x0000_i1038" style="width:0;height:1.5pt" o:hralign="center" o:hrstd="t" o:hr="t" fillcolor="#a0a0a0" stroked="f"/>
         </w:pict>
       </w:r>
     </w:p>
@@ -2503,7 +2488,7 @@
 </file>
 
 <file path=word/numbering.xml><?xml version="1.0" encoding="utf-8"?>
-<w:numbering xmlns:wpc="http://schemas.microsoft.com/office/word/2010/wordprocessingCanvas" xmlns:cx="http://schemas.microsoft.com/office/drawing/2014/chartex" xmlns:cx1="http://schemas.microsoft.com/office/drawing/2015/9/8/chartex" xmlns:cx2="http://schemas.microsoft.com/office/drawing/2015/10/21/chartex" xmlns:cx3="http://schemas.microsoft.com/office/drawing/2016/5/9/chartex" xmlns:cx4="http://schemas.microsoft.com/office/drawing/2016/5/10/chartex" xmlns:cx5="http://schemas.microsoft.com/office/drawing/2016/5/11/chartex" xmlns:cx6="http://schemas.microsoft.com/office/drawing/2016/5/12/chartex" xmlns:cx7="http://schemas.microsoft.com/office/drawing/2016/5/13/chartex" xmlns:cx8="http://schemas.microsoft.com/office/drawing/2016/5/14/chartex" xmlns:mc="http://schemas.openxmlformats.org/markup-compatibility/2006" xmlns:aink="http://schemas.microsoft.com/office/drawing/2016/ink" xmlns:am3d="http://schemas.microsoft.com/office/drawing/2017/model3d" xmlns:o="urn:schemas-microsoft-com:office:office" xmlns:oel="http://schemas.microsoft.com/office/2019/extlst" xmlns:r="http://schemas.openxmlformats.org/officeDocument/2006/relationships" xmlns:m="http://schemas.openxmlformats.org/officeDocument/2006/math" xmlns:v="urn:schemas-microsoft-com:vml" xmlns:wp14="http://schemas.microsoft.com/office/word/2010/wordprocessingDrawing" xmlns:wp="http://schemas.openxmlformats.org/drawingml/2006/wordprocessingDrawing" xmlns:w10="urn:schemas-microsoft-com:office:word" xmlns:w="http://schemas.openxmlformats.org/wordprocessingml/2006/main" xmlns:w14="http://schemas.microsoft.com/office/word/2010/wordml" xmlns:w15="http://schemas.microsoft.com/office/word/2012/wordml" xmlns:w16cei="http://schemas.microsoft.com/office/word/2026/wordml/cei" xmlns:w16cex="http://schemas.microsoft.com/office/word/2018/wordml/cex" xmlns:w16cid="http://schemas.microsoft.com/office/word/2016/wordml/cid" xmlns:w16="http://schemas.microsoft.com/office/word/2018/wordml" xmlns:w16du="http://schemas.microsoft.com/office/word/2023/wordml/word16du" xmlns:w16sdtdh="http://schemas.microsoft.com/office/word/2020/wordml/sdtdatahash" xmlns:w16sdtfl="http://schemas.microsoft.com/office/word/2024/wordml/sdtformatlock" xmlns:w16se="http://schemas.microsoft.com/office/word/2015/wordml/symex" xmlns:wpg="http://schemas.microsoft.com/office/word/2010/wordprocessingGroup" xmlns:wpi="http://schemas.microsoft.com/office/word/2010/wordprocessingInk" xmlns:wne="http://schemas.microsoft.com/office/word/2006/wordml" xmlns:wps="http://schemas.microsoft.com/office/word/2010/wordprocessingShape" mc:Ignorable="w14 w15 w16se w16cid w16 w16cex w16sdtdh w16sdtfl w16du wp14">
+<w:numbering xmlns:wpc="http://schemas.microsoft.com/office/word/2010/wordprocessingCanvas" xmlns:cx="http://schemas.microsoft.com/office/drawing/2014/chartex" xmlns:cx1="http://schemas.microsoft.com/office/drawing/2015/9/8/chartex" xmlns:cx2="http://schemas.microsoft.com/office/drawing/2015/10/21/chartex" xmlns:cx3="http://schemas.microsoft.com/office/drawing/2016/5/9/chartex" xmlns:cx4="http://schemas.microsoft.com/office/drawing/2016/5/10/chartex" xmlns:cx5="http://schemas.microsoft.com/office/drawing/2016/5/11/chartex" xmlns:cx6="http://schemas.microsoft.com/office/drawing/2016/5/12/chartex" xmlns:cx7="http://schemas.microsoft.com/office/drawing/2016/5/13/chartex" xmlns:cx8="http://schemas.microsoft.com/office/drawing/2016/5/14/chartex" xmlns:mc="http://schemas.openxmlformats.org/markup-compatibility/2006" xmlns:aink="http://schemas.microsoft.com/office/drawing/2016/ink" xmlns:am3d="http://schemas.microsoft.com/office/drawing/2017/model3d" xmlns:o="urn:schemas-microsoft-com:office:office" xmlns:oel="http://schemas.microsoft.com/office/2019/extlst" xmlns:r="http://schemas.openxmlformats.org/officeDocument/2006/relationships" xmlns:m="http://schemas.openxmlformats.org/officeDocument/2006/math" xmlns:v="urn:schemas-microsoft-com:vml" xmlns:wp14="http://schemas.microsoft.com/office/word/2010/wordprocessingDrawing" xmlns:wp="http://schemas.openxmlformats.org/drawingml/2006/wordprocessingDrawing" xmlns:w10="urn:schemas-microsoft-com:office:word" xmlns:w="http://schemas.openxmlformats.org/wordprocessingml/2006/main" xmlns:w14="http://schemas.microsoft.com/office/word/2010/wordml" xmlns:w15="http://schemas.microsoft.com/office/word/2012/wordml" xmlns:w16cex="http://schemas.microsoft.com/office/word/2018/wordml/cex" xmlns:w16cid="http://schemas.microsoft.com/office/word/2016/wordml/cid" xmlns:w16="http://schemas.microsoft.com/office/word/2018/wordml" xmlns:w16du="http://schemas.microsoft.com/office/word/2023/wordml/word16du" xmlns:w16sdtdh="http://schemas.microsoft.com/office/word/2020/wordml/sdtdatahash" xmlns:w16sdtfl="http://schemas.microsoft.com/office/word/2024/wordml/sdtformatlock" xmlns:w16se="http://schemas.microsoft.com/office/word/2015/wordml/symex" xmlns:wpg="http://schemas.microsoft.com/office/word/2010/wordprocessingGroup" xmlns:wpi="http://schemas.microsoft.com/office/word/2010/wordprocessingInk" xmlns:wne="http://schemas.microsoft.com/office/word/2006/wordml" xmlns:wps="http://schemas.microsoft.com/office/word/2010/wordprocessingShape" mc:Ignorable="w14 w15 w16se w16cid w16 w16cex w16sdtdh w16sdtfl w16du wp14">
   <w:abstractNum w:abstractNumId="0" w15:restartNumberingAfterBreak="0">
     <w:nsid w:val="07D65D9D"/>
     <w:multiLevelType w:val="multilevel"/>
@@ -3414,6 +3399,7 @@
   <w:style w:type="character" w:default="1" w:styleId="DefaultParagraphFont">
     <w:name w:val="Default Paragraph Font"/>
     <w:uiPriority w:val="1"/>
+    <w:semiHidden/>
     <w:unhideWhenUsed/>
   </w:style>
   <w:style w:type="table" w:default="1" w:styleId="TableNormal">
